--- a/backend/data/corpus/DOC-20241017-158.docx
+++ b/backend/data/corpus/DOC-20241017-158.docx
@@ -31,7 +31,7 @@
           <w:b/>
           <w:sz w:val="21"/>
         </w:rPr>
-        <w:t>HCP: Tadeo Ravenscroft, MD, Alder Point Neurology Associates, Peoria, IL (RSM)</w:t>
+        <w:t>HCP: Anjali Zabriskie, MD, Harborlight Epilepsy Center, Missoula, MT (AR)</w:t>
       </w:r>
     </w:p>
     <w:p>
@@ -46,7 +46,7 @@
         <w:rPr>
           <w:sz w:val="21"/>
         </w:rPr>
-        <w:t>The composition of the pediatric-to-adult transfers has shifted over the last year or two.</w:t>
+        <w:t>Caught a short window in the shared office between patients.</w:t>
       </w:r>
     </w:p>
     <w:p>
@@ -61,7 +61,7 @@
         <w:rPr>
           <w:sz w:val="21"/>
         </w:rPr>
-        <w:t>Titration scheduling is handled by nursing staff, which the practice finds workable.</w:t>
+        <w:t>Coverage paperwork takes longer than the clinical decision, which came up as a general frustration.</w:t>
       </w:r>
     </w:p>
     <w:p>
@@ -76,7 +76,7 @@
         <w:rPr>
           <w:sz w:val="21"/>
         </w:rPr>
-        <w:t>Asked about my travel schedule, since visits keep landing on the busiest clinic days.</w:t>
+        <w:t>The referral queue has stretched out since the summer, which shapes how much time there is for anything else.</w:t>
       </w:r>
     </w:p>
     <w:p>
@@ -91,7 +91,7 @@
         <w:rPr>
           <w:sz w:val="21"/>
         </w:rPr>
-        <w:t>Talked through surgical workup list in general terms, without any specific case.</w:t>
+        <w:t>Referral patterns into this clinic have changed, and newly referred patients is a bigger share than it was.</w:t>
       </w:r>
     </w:p>
     <w:p>
@@ -106,7 +106,7 @@
         <w:rPr>
           <w:sz w:val="21"/>
         </w:rPr>
-        <w:t>Closed there — nothing that needed follow-up.</w:t>
+        <w:t>Asked whether I would be at the meeting later this year.</w:t>
       </w:r>
     </w:p>
     <w:sectPr>
